--- a/ActivosFijos/wwwroot/plantillas/Plantilla Acta Resp. Material.docx
+++ b/ActivosFijos/wwwroot/plantillas/Plantilla Acta Resp. Material.docx
@@ -1,6 +1,6 @@
 
 <file path=word/document.xml><?xml version="1.0" encoding="utf-8"?>
-<w:document xmlns:wpc="http://schemas.microsoft.com/office/word/2010/wordprocessingCanvas" xmlns:mc="http://schemas.openxmlformats.org/markup-compatibility/2006" xmlns:o="urn:schemas-microsoft-com:office:office" xmlns:r="http://schemas.openxmlformats.org/officeDocument/2006/relationships" xmlns:m="http://schemas.openxmlformats.org/officeDocument/2006/math" xmlns:v="urn:schemas-microsoft-com:vml" xmlns:wp14="http://schemas.microsoft.com/office/word/2010/wordprocessingDrawing" xmlns:wp="http://schemas.openxmlformats.org/drawingml/2006/wordprocessingDrawing" xmlns:w10="urn:schemas-microsoft-com:office:word" xmlns:w="http://schemas.openxmlformats.org/wordprocessingml/2006/main" xmlns:w14="http://schemas.microsoft.com/office/word/2010/wordml" xmlns:w15="http://schemas.microsoft.com/office/word/2012/wordml" xmlns:wpg="http://schemas.microsoft.com/office/word/2010/wordprocessingGroup" xmlns:wpi="http://schemas.microsoft.com/office/word/2010/wordprocessingInk" xmlns:wne="http://schemas.microsoft.com/office/word/2006/wordml" xmlns:wps="http://schemas.microsoft.com/office/word/2010/wordprocessingShape" mc:Ignorable="w14 w15 wp14">
+<w:document xmlns:wpc="http://schemas.microsoft.com/office/word/2010/wordprocessingCanvas" xmlns:cx="http://schemas.microsoft.com/office/drawing/2014/chartex" xmlns:cx1="http://schemas.microsoft.com/office/drawing/2015/9/8/chartex" xmlns:cx2="http://schemas.microsoft.com/office/drawing/2015/10/21/chartex" xmlns:cx3="http://schemas.microsoft.com/office/drawing/2016/5/9/chartex" xmlns:cx4="http://schemas.microsoft.com/office/drawing/2016/5/10/chartex" xmlns:cx5="http://schemas.microsoft.com/office/drawing/2016/5/11/chartex" xmlns:cx6="http://schemas.microsoft.com/office/drawing/2016/5/12/chartex" xmlns:cx7="http://schemas.microsoft.com/office/drawing/2016/5/13/chartex" xmlns:cx8="http://schemas.microsoft.com/office/drawing/2016/5/14/chartex" xmlns:mc="http://schemas.openxmlformats.org/markup-compatibility/2006" xmlns:aink="http://schemas.microsoft.com/office/drawing/2016/ink" xmlns:am3d="http://schemas.microsoft.com/office/drawing/2017/model3d" xmlns:o="urn:schemas-microsoft-com:office:office" xmlns:oel="http://schemas.microsoft.com/office/2019/extlst" xmlns:r="http://schemas.openxmlformats.org/officeDocument/2006/relationships" xmlns:m="http://schemas.openxmlformats.org/officeDocument/2006/math" xmlns:v="urn:schemas-microsoft-com:vml" xmlns:wp14="http://schemas.microsoft.com/office/word/2010/wordprocessingDrawing" xmlns:wp="http://schemas.openxmlformats.org/drawingml/2006/wordprocessingDrawing" xmlns:w10="urn:schemas-microsoft-com:office:word" xmlns:w="http://schemas.openxmlformats.org/wordprocessingml/2006/main" xmlns:w14="http://schemas.microsoft.com/office/word/2010/wordml" xmlns:w15="http://schemas.microsoft.com/office/word/2012/wordml" xmlns:w16cex="http://schemas.microsoft.com/office/word/2018/wordml/cex" xmlns:w16cid="http://schemas.microsoft.com/office/word/2016/wordml/cid" xmlns:w16="http://schemas.microsoft.com/office/word/2018/wordml" xmlns:w16sdtdh="http://schemas.microsoft.com/office/word/2020/wordml/sdtdatahash" xmlns:w16se="http://schemas.microsoft.com/office/word/2015/wordml/symex" xmlns:wpg="http://schemas.microsoft.com/office/word/2010/wordprocessingGroup" xmlns:wpi="http://schemas.microsoft.com/office/word/2010/wordprocessingInk" xmlns:wne="http://schemas.microsoft.com/office/word/2006/wordml" xmlns:wps="http://schemas.microsoft.com/office/word/2010/wordprocessingShape" mc:Ignorable="w14 w15 w16se w16cid w16 w16cex w16sdtdh wp14">
   <w:body>
     <w:p>
       <w:pPr>
@@ -53,7 +53,7 @@
           <w:b/>
           <w:u w:val="single"/>
         </w:rPr>
-        <w:t xml:space="preserve">UEB-Aplicaciones de </w:t>
+        <w:t>UEB</w:t>
       </w:r>
       <w:r>
         <w:rPr>
@@ -61,7 +61,7 @@
           <w:b/>
           <w:u w:val="single"/>
         </w:rPr>
-        <w:t>Redes ATI</w:t>
+        <w:t xml:space="preserve"> ATI </w:t>
       </w:r>
       <w:r>
         <w:rPr>
@@ -69,7 +69,7 @@
           <w:b/>
           <w:u w:val="single"/>
         </w:rPr>
-        <w:t xml:space="preserve"> Sancti Spíritus</w:t>
+        <w:t>Aplicaciones</w:t>
       </w:r>
     </w:p>
     <w:p>
@@ -99,7 +99,7 @@
           <w:szCs w:val="18"/>
         </w:rPr>
       </w:pPr>
-      <w:bookmarkStart w:id="0" w:name="_GoBack"/>
+      <w:proofErr w:type="gramStart"/>
       <w:r>
         <w:rPr>
           <w:rFonts w:ascii="Arial" w:hAnsi="Arial" w:cs="Arial"/>
@@ -116,67 +116,78 @@
         </w:rPr>
         <w:t xml:space="preserve"> </w:t>
       </w:r>
-      <w:bookmarkStart w:id="1" w:name="RESPONSABLE"/>
+      <w:bookmarkStart w:id="0" w:name="RESPONSABLE"/>
+      <w:bookmarkEnd w:id="0"/>
+      <w:r>
+        <w:rPr>
+          <w:rFonts w:ascii="Arial" w:hAnsi="Arial" w:cs="Arial"/>
+          <w:sz w:val="18"/>
+          <w:szCs w:val="18"/>
+          <w:lang w:eastAsia="zh-TW"/>
+        </w:rPr>
+        <w:t>,</w:t>
+      </w:r>
+      <w:proofErr w:type="gramEnd"/>
+      <w:r>
+        <w:rPr>
+          <w:rFonts w:ascii="Arial" w:hAnsi="Arial" w:cs="Arial"/>
+          <w:sz w:val="18"/>
+          <w:szCs w:val="18"/>
+          <w:lang w:eastAsia="zh-TW"/>
+        </w:rPr>
+        <w:t xml:space="preserve"> </w:t>
+      </w:r>
+      <w:r>
+        <w:rPr>
+          <w:rFonts w:ascii="Arial" w:hAnsi="Arial" w:cs="Arial"/>
+          <w:sz w:val="18"/>
+          <w:szCs w:val="18"/>
+        </w:rPr>
+        <w:t>ocupo</w:t>
+      </w:r>
+      <w:r>
+        <w:rPr>
+          <w:rFonts w:ascii="Arial" w:hAnsi="Arial" w:cs="Arial"/>
+          <w:sz w:val="18"/>
+          <w:szCs w:val="18"/>
+        </w:rPr>
+        <w:t xml:space="preserve"> el cargo de</w:t>
+      </w:r>
+      <w:r>
+        <w:rPr>
+          <w:rFonts w:ascii="Arial" w:hAnsi="Arial" w:cs="Arial"/>
+          <w:sz w:val="18"/>
+          <w:szCs w:val="18"/>
+        </w:rPr>
+        <w:t xml:space="preserve"> </w:t>
+      </w:r>
+      <w:bookmarkStart w:id="1" w:name="CARGO"/>
       <w:bookmarkEnd w:id="1"/>
       <w:r>
         <w:rPr>
           <w:rFonts w:ascii="Arial" w:hAnsi="Arial" w:cs="Arial"/>
           <w:sz w:val="18"/>
           <w:szCs w:val="18"/>
-          <w:lang w:eastAsia="zh-TW"/>
-        </w:rPr>
-        <w:t>,</w:t>
-      </w:r>
-      <w:r>
-        <w:rPr>
-          <w:rFonts w:ascii="Arial" w:hAnsi="Arial" w:cs="Arial"/>
-          <w:sz w:val="18"/>
-          <w:szCs w:val="18"/>
-          <w:lang w:eastAsia="zh-TW"/>
         </w:rPr>
         <w:t xml:space="preserve"> </w:t>
       </w:r>
-      <w:r>
-        <w:rPr>
-          <w:rFonts w:ascii="Arial" w:hAnsi="Arial" w:cs="Arial"/>
-          <w:sz w:val="18"/>
-          <w:szCs w:val="18"/>
-        </w:rPr>
-        <w:t>ocupo</w:t>
-      </w:r>
-      <w:r>
-        <w:rPr>
-          <w:rFonts w:ascii="Arial" w:hAnsi="Arial" w:cs="Arial"/>
-          <w:sz w:val="18"/>
-          <w:szCs w:val="18"/>
-        </w:rPr>
-        <w:t xml:space="preserve"> el cargo de</w:t>
-      </w:r>
-      <w:r>
-        <w:rPr>
-          <w:rFonts w:ascii="Arial" w:hAnsi="Arial" w:cs="Arial"/>
-          <w:sz w:val="18"/>
-          <w:szCs w:val="18"/>
-        </w:rPr>
-        <w:t xml:space="preserve"> </w:t>
-      </w:r>
-      <w:bookmarkStart w:id="2" w:name="CARGO"/>
-      <w:bookmarkEnd w:id="2"/>
-      <w:r>
-        <w:rPr>
-          <w:rFonts w:ascii="Arial" w:hAnsi="Arial" w:cs="Arial"/>
-          <w:sz w:val="18"/>
-          <w:szCs w:val="18"/>
-        </w:rPr>
-        <w:t xml:space="preserve"> </w:t>
-      </w:r>
-      <w:r>
-        <w:rPr>
-          <w:rFonts w:ascii="Arial" w:hAnsi="Arial" w:cs="Arial"/>
-          <w:sz w:val="18"/>
-          <w:szCs w:val="18"/>
-        </w:rPr>
-        <w:t>de la UEB Aplicaciones de Redes de Sancti Spíritus me responsabilizo con la custodia y cuidado de los A.F.T. asignados a la UEB los cuales se relacionan a continuación y cuyo original se encuentra en contabilidad debidamente actualizado y firmado.</w:t>
+      <w:proofErr w:type="spellStart"/>
+      <w:r>
+        <w:rPr>
+          <w:rFonts w:ascii="Arial" w:hAnsi="Arial" w:cs="Arial"/>
+          <w:sz w:val="18"/>
+          <w:szCs w:val="18"/>
+        </w:rPr>
+        <w:t>de</w:t>
+      </w:r>
+      <w:proofErr w:type="spellEnd"/>
+      <w:r>
+        <w:rPr>
+          <w:rFonts w:ascii="Arial" w:hAnsi="Arial" w:cs="Arial"/>
+          <w:sz w:val="18"/>
+          <w:szCs w:val="18"/>
+        </w:rPr>
+        <w:t xml:space="preserve"> la UEB Aplicaciones de Redes de Sancti Spíritus me responsabilizo con la custodia y cuidado de los A.F.T. asignados a la UEB los cuales se relacionan a continuación y cuyo original se encuentra en contabilidad debidamente actualizado y firmado.</w:t>
       </w:r>
     </w:p>
     <w:p>
@@ -206,8 +217,8 @@
           <w:szCs w:val="18"/>
         </w:rPr>
       </w:pPr>
-      <w:bookmarkStart w:id="3" w:name="TABLA"/>
-      <w:bookmarkEnd w:id="3"/>
+      <w:bookmarkStart w:id="2" w:name="TABLA"/>
+      <w:bookmarkEnd w:id="2"/>
     </w:p>
     <w:p>
       <w:pPr>
@@ -224,7 +235,16 @@
           <w:sz w:val="18"/>
           <w:szCs w:val="18"/>
         </w:rPr>
-        <w:t>A fin de que surta los efectos legales pertinentes se firma la presente a los</w:t>
+        <w:t xml:space="preserve">A fin de que surta los efectos legales pertinentes se firma la presente a </w:t>
+      </w:r>
+      <w:proofErr w:type="gramStart"/>
+      <w:r>
+        <w:rPr>
+          <w:rFonts w:ascii="Arial" w:hAnsi="Arial" w:cs="Arial"/>
+          <w:sz w:val="18"/>
+          <w:szCs w:val="18"/>
+        </w:rPr>
+        <w:t>los</w:t>
       </w:r>
       <w:r>
         <w:rPr>
@@ -234,7 +254,42 @@
         </w:rPr>
         <w:t xml:space="preserve"> </w:t>
       </w:r>
-      <w:bookmarkStart w:id="4" w:name="DIAS"/>
+      <w:bookmarkStart w:id="3" w:name="DIAS"/>
+      <w:bookmarkEnd w:id="3"/>
+      <w:r>
+        <w:rPr>
+          <w:rFonts w:ascii="Arial" w:hAnsi="Arial" w:cs="Arial"/>
+          <w:sz w:val="18"/>
+          <w:szCs w:val="18"/>
+        </w:rPr>
+        <w:t xml:space="preserve"> días</w:t>
+      </w:r>
+      <w:proofErr w:type="gramEnd"/>
+      <w:r>
+        <w:rPr>
+          <w:rFonts w:ascii="Arial" w:hAnsi="Arial" w:cs="Arial"/>
+          <w:sz w:val="18"/>
+          <w:szCs w:val="18"/>
+        </w:rPr>
+        <w:t xml:space="preserve"> del mes</w:t>
+      </w:r>
+      <w:r>
+        <w:rPr>
+          <w:rFonts w:ascii="Arial" w:hAnsi="Arial" w:cs="Arial"/>
+          <w:sz w:val="18"/>
+          <w:szCs w:val="18"/>
+        </w:rPr>
+        <w:t xml:space="preserve"> de</w:t>
+      </w:r>
+      <w:r>
+        <w:rPr>
+          <w:rFonts w:ascii="Arial" w:hAnsi="Arial" w:cs="Arial"/>
+          <w:sz w:val="18"/>
+          <w:szCs w:val="18"/>
+        </w:rPr>
+        <w:t xml:space="preserve"> </w:t>
+      </w:r>
+      <w:bookmarkStart w:id="4" w:name="MES"/>
       <w:bookmarkEnd w:id="4"/>
       <w:r>
         <w:rPr>
@@ -242,36 +297,10 @@
           <w:sz w:val="18"/>
           <w:szCs w:val="18"/>
         </w:rPr>
-        <w:t xml:space="preserve"> días del mes</w:t>
-      </w:r>
-      <w:r>
-        <w:rPr>
-          <w:rFonts w:ascii="Arial" w:hAnsi="Arial" w:cs="Arial"/>
-          <w:sz w:val="18"/>
-          <w:szCs w:val="18"/>
-        </w:rPr>
-        <w:t xml:space="preserve"> de</w:t>
-      </w:r>
-      <w:r>
-        <w:rPr>
-          <w:rFonts w:ascii="Arial" w:hAnsi="Arial" w:cs="Arial"/>
-          <w:sz w:val="18"/>
-          <w:szCs w:val="18"/>
-        </w:rPr>
-        <w:t xml:space="preserve"> </w:t>
-      </w:r>
-      <w:bookmarkStart w:id="5" w:name="MES"/>
+        <w:t xml:space="preserve"> del </w:t>
+      </w:r>
+      <w:bookmarkStart w:id="5" w:name="ANNO"/>
       <w:bookmarkEnd w:id="5"/>
-      <w:r>
-        <w:rPr>
-          <w:rFonts w:ascii="Arial" w:hAnsi="Arial" w:cs="Arial"/>
-          <w:sz w:val="18"/>
-          <w:szCs w:val="18"/>
-        </w:rPr>
-        <w:t xml:space="preserve"> del </w:t>
-      </w:r>
-      <w:bookmarkStart w:id="6" w:name="ANNO"/>
-      <w:bookmarkEnd w:id="6"/>
     </w:p>
     <w:p>
       <w:pPr>
@@ -317,51 +346,50 @@
           <w:u w:val="single"/>
         </w:rPr>
       </w:pPr>
-      <w:bookmarkStart w:id="7" w:name="FIRMADECONTABILIDAD"/>
+      <w:bookmarkStart w:id="6" w:name="FIRMADECONTABILIDAD"/>
+      <w:bookmarkEnd w:id="6"/>
+      <w:r>
+        <w:rPr>
+          <w:rFonts w:ascii="Arial" w:hAnsi="Arial" w:cs="Arial"/>
+          <w:sz w:val="18"/>
+          <w:szCs w:val="18"/>
+        </w:rPr>
+        <w:t xml:space="preserve">                                   </w:t>
+      </w:r>
+      <w:r>
+        <w:rPr>
+          <w:rFonts w:ascii="Arial" w:hAnsi="Arial" w:cs="Arial"/>
+          <w:sz w:val="18"/>
+          <w:szCs w:val="18"/>
+        </w:rPr>
+        <w:t xml:space="preserve">     </w:t>
+      </w:r>
+      <w:r>
+        <w:rPr>
+          <w:rFonts w:ascii="Arial" w:hAnsi="Arial" w:cs="Arial"/>
+          <w:sz w:val="18"/>
+          <w:szCs w:val="18"/>
+        </w:rPr>
+        <w:t xml:space="preserve">              </w:t>
+      </w:r>
+      <w:r>
+        <w:rPr>
+          <w:rFonts w:ascii="Arial" w:hAnsi="Arial" w:cs="Arial"/>
+          <w:sz w:val="18"/>
+          <w:szCs w:val="18"/>
+        </w:rPr>
+        <w:t xml:space="preserve">  </w:t>
+      </w:r>
+      <w:r>
+        <w:rPr>
+          <w:rFonts w:ascii="Arial" w:hAnsi="Arial" w:cs="Arial"/>
+          <w:sz w:val="18"/>
+          <w:szCs w:val="18"/>
+        </w:rPr>
+        <w:tab/>
+      </w:r>
+      <w:bookmarkStart w:id="7" w:name="FIRMADERESPONSABLEDEAREA"/>
       <w:bookmarkEnd w:id="7"/>
-      <w:r>
-        <w:rPr>
-          <w:rFonts w:ascii="Arial" w:hAnsi="Arial" w:cs="Arial"/>
-          <w:sz w:val="18"/>
-          <w:szCs w:val="18"/>
-        </w:rPr>
-        <w:t xml:space="preserve">                                   </w:t>
-      </w:r>
-      <w:r>
-        <w:rPr>
-          <w:rFonts w:ascii="Arial" w:hAnsi="Arial" w:cs="Arial"/>
-          <w:sz w:val="18"/>
-          <w:szCs w:val="18"/>
-        </w:rPr>
-        <w:t xml:space="preserve">     </w:t>
-      </w:r>
-      <w:r>
-        <w:rPr>
-          <w:rFonts w:ascii="Arial" w:hAnsi="Arial" w:cs="Arial"/>
-          <w:sz w:val="18"/>
-          <w:szCs w:val="18"/>
-        </w:rPr>
-        <w:t xml:space="preserve">              </w:t>
-      </w:r>
-      <w:r>
-        <w:rPr>
-          <w:rFonts w:ascii="Arial" w:hAnsi="Arial" w:cs="Arial"/>
-          <w:sz w:val="18"/>
-          <w:szCs w:val="18"/>
-        </w:rPr>
-        <w:t xml:space="preserve">  </w:t>
-      </w:r>
-      <w:r>
-        <w:rPr>
-          <w:rFonts w:ascii="Arial" w:hAnsi="Arial" w:cs="Arial"/>
-          <w:sz w:val="18"/>
-          <w:szCs w:val="18"/>
-        </w:rPr>
-        <w:tab/>
-      </w:r>
-      <w:bookmarkStart w:id="8" w:name="FIRMADERESPONSABLEDEAREA"/>
-      <w:bookmarkEnd w:id="8"/>
-      <w:bookmarkEnd w:id="0"/>
     </w:p>
     <w:sectPr>
       <w:pgSz w:w="12242" w:h="15842" w:code="1"/>
@@ -374,7 +402,7 @@
 </file>
 
 <file path=word/endnotes.xml><?xml version="1.0" encoding="utf-8"?>
-<w:endnotes xmlns:wpc="http://schemas.microsoft.com/office/word/2010/wordprocessingCanvas" xmlns:mc="http://schemas.openxmlformats.org/markup-compatibility/2006" xmlns:o="urn:schemas-microsoft-com:office:office" xmlns:r="http://schemas.openxmlformats.org/officeDocument/2006/relationships" xmlns:m="http://schemas.openxmlformats.org/officeDocument/2006/math" xmlns:v="urn:schemas-microsoft-com:vml" xmlns:wp14="http://schemas.microsoft.com/office/word/2010/wordprocessingDrawing" xmlns:wp="http://schemas.openxmlformats.org/drawingml/2006/wordprocessingDrawing" xmlns:w10="urn:schemas-microsoft-com:office:word" xmlns:w="http://schemas.openxmlformats.org/wordprocessingml/2006/main" xmlns:w14="http://schemas.microsoft.com/office/word/2010/wordml" xmlns:w15="http://schemas.microsoft.com/office/word/2012/wordml" xmlns:wpg="http://schemas.microsoft.com/office/word/2010/wordprocessingGroup" xmlns:wpi="http://schemas.microsoft.com/office/word/2010/wordprocessingInk" xmlns:wne="http://schemas.microsoft.com/office/word/2006/wordml" xmlns:wps="http://schemas.microsoft.com/office/word/2010/wordprocessingShape" mc:Ignorable="w14 w15 wp14">
+<w:endnotes xmlns:wpc="http://schemas.microsoft.com/office/word/2010/wordprocessingCanvas" xmlns:cx="http://schemas.microsoft.com/office/drawing/2014/chartex" xmlns:cx1="http://schemas.microsoft.com/office/drawing/2015/9/8/chartex" xmlns:cx2="http://schemas.microsoft.com/office/drawing/2015/10/21/chartex" xmlns:cx3="http://schemas.microsoft.com/office/drawing/2016/5/9/chartex" xmlns:cx4="http://schemas.microsoft.com/office/drawing/2016/5/10/chartex" xmlns:cx5="http://schemas.microsoft.com/office/drawing/2016/5/11/chartex" xmlns:cx6="http://schemas.microsoft.com/office/drawing/2016/5/12/chartex" xmlns:cx7="http://schemas.microsoft.com/office/drawing/2016/5/13/chartex" xmlns:cx8="http://schemas.microsoft.com/office/drawing/2016/5/14/chartex" xmlns:mc="http://schemas.openxmlformats.org/markup-compatibility/2006" xmlns:aink="http://schemas.microsoft.com/office/drawing/2016/ink" xmlns:am3d="http://schemas.microsoft.com/office/drawing/2017/model3d" xmlns:o="urn:schemas-microsoft-com:office:office" xmlns:oel="http://schemas.microsoft.com/office/2019/extlst" xmlns:r="http://schemas.openxmlformats.org/officeDocument/2006/relationships" xmlns:m="http://schemas.openxmlformats.org/officeDocument/2006/math" xmlns:v="urn:schemas-microsoft-com:vml" xmlns:wp14="http://schemas.microsoft.com/office/word/2010/wordprocessingDrawing" xmlns:wp="http://schemas.openxmlformats.org/drawingml/2006/wordprocessingDrawing" xmlns:w10="urn:schemas-microsoft-com:office:word" xmlns:w="http://schemas.openxmlformats.org/wordprocessingml/2006/main" xmlns:w14="http://schemas.microsoft.com/office/word/2010/wordml" xmlns:w15="http://schemas.microsoft.com/office/word/2012/wordml" xmlns:w16cex="http://schemas.microsoft.com/office/word/2018/wordml/cex" xmlns:w16cid="http://schemas.microsoft.com/office/word/2016/wordml/cid" xmlns:w16="http://schemas.microsoft.com/office/word/2018/wordml" xmlns:w16sdtdh="http://schemas.microsoft.com/office/word/2020/wordml/sdtdatahash" xmlns:w16se="http://schemas.microsoft.com/office/word/2015/wordml/symex" xmlns:wpg="http://schemas.microsoft.com/office/word/2010/wordprocessingGroup" xmlns:wpi="http://schemas.microsoft.com/office/word/2010/wordprocessingInk" xmlns:wne="http://schemas.microsoft.com/office/word/2006/wordml" xmlns:wps="http://schemas.microsoft.com/office/word/2010/wordprocessingShape" mc:Ignorable="w14 w15 w16se w16cid w16 w16cex w16sdtdh wp14">
   <w:endnote w:type="separator" w:id="-1">
     <w:p>
       <w:pPr>
@@ -399,7 +427,7 @@
 </file>
 
 <file path=word/footnotes.xml><?xml version="1.0" encoding="utf-8"?>
-<w:footnotes xmlns:wpc="http://schemas.microsoft.com/office/word/2010/wordprocessingCanvas" xmlns:mc="http://schemas.openxmlformats.org/markup-compatibility/2006" xmlns:o="urn:schemas-microsoft-com:office:office" xmlns:r="http://schemas.openxmlformats.org/officeDocument/2006/relationships" xmlns:m="http://schemas.openxmlformats.org/officeDocument/2006/math" xmlns:v="urn:schemas-microsoft-com:vml" xmlns:wp14="http://schemas.microsoft.com/office/word/2010/wordprocessingDrawing" xmlns:wp="http://schemas.openxmlformats.org/drawingml/2006/wordprocessingDrawing" xmlns:w10="urn:schemas-microsoft-com:office:word" xmlns:w="http://schemas.openxmlformats.org/wordprocessingml/2006/main" xmlns:w14="http://schemas.microsoft.com/office/word/2010/wordml" xmlns:w15="http://schemas.microsoft.com/office/word/2012/wordml" xmlns:wpg="http://schemas.microsoft.com/office/word/2010/wordprocessingGroup" xmlns:wpi="http://schemas.microsoft.com/office/word/2010/wordprocessingInk" xmlns:wne="http://schemas.microsoft.com/office/word/2006/wordml" xmlns:wps="http://schemas.microsoft.com/office/word/2010/wordprocessingShape" mc:Ignorable="w14 w15 wp14">
+<w:footnotes xmlns:wpc="http://schemas.microsoft.com/office/word/2010/wordprocessingCanvas" xmlns:cx="http://schemas.microsoft.com/office/drawing/2014/chartex" xmlns:cx1="http://schemas.microsoft.com/office/drawing/2015/9/8/chartex" xmlns:cx2="http://schemas.microsoft.com/office/drawing/2015/10/21/chartex" xmlns:cx3="http://schemas.microsoft.com/office/drawing/2016/5/9/chartex" xmlns:cx4="http://schemas.microsoft.com/office/drawing/2016/5/10/chartex" xmlns:cx5="http://schemas.microsoft.com/office/drawing/2016/5/11/chartex" xmlns:cx6="http://schemas.microsoft.com/office/drawing/2016/5/12/chartex" xmlns:cx7="http://schemas.microsoft.com/office/drawing/2016/5/13/chartex" xmlns:cx8="http://schemas.microsoft.com/office/drawing/2016/5/14/chartex" xmlns:mc="http://schemas.openxmlformats.org/markup-compatibility/2006" xmlns:aink="http://schemas.microsoft.com/office/drawing/2016/ink" xmlns:am3d="http://schemas.microsoft.com/office/drawing/2017/model3d" xmlns:o="urn:schemas-microsoft-com:office:office" xmlns:oel="http://schemas.microsoft.com/office/2019/extlst" xmlns:r="http://schemas.openxmlformats.org/officeDocument/2006/relationships" xmlns:m="http://schemas.openxmlformats.org/officeDocument/2006/math" xmlns:v="urn:schemas-microsoft-com:vml" xmlns:wp14="http://schemas.microsoft.com/office/word/2010/wordprocessingDrawing" xmlns:wp="http://schemas.openxmlformats.org/drawingml/2006/wordprocessingDrawing" xmlns:w10="urn:schemas-microsoft-com:office:word" xmlns:w="http://schemas.openxmlformats.org/wordprocessingml/2006/main" xmlns:w14="http://schemas.microsoft.com/office/word/2010/wordml" xmlns:w15="http://schemas.microsoft.com/office/word/2012/wordml" xmlns:w16cex="http://schemas.microsoft.com/office/word/2018/wordml/cex" xmlns:w16cid="http://schemas.microsoft.com/office/word/2016/wordml/cid" xmlns:w16="http://schemas.microsoft.com/office/word/2018/wordml" xmlns:w16sdtdh="http://schemas.microsoft.com/office/word/2020/wordml/sdtdatahash" xmlns:w16se="http://schemas.microsoft.com/office/word/2015/wordml/symex" xmlns:wpg="http://schemas.microsoft.com/office/word/2010/wordprocessingGroup" xmlns:wpi="http://schemas.microsoft.com/office/word/2010/wordprocessingInk" xmlns:wne="http://schemas.microsoft.com/office/word/2006/wordml" xmlns:wps="http://schemas.microsoft.com/office/word/2010/wordprocessingShape" mc:Ignorable="w14 w15 w16se w16cid w16 w16cex w16sdtdh wp14">
   <w:footnote w:type="separator" w:id="-1">
     <w:p>
       <w:pPr>
@@ -424,8 +452,8 @@
 </file>
 
 <file path=word/numbering.xml><?xml version="1.0" encoding="utf-8"?>
-<w:numbering xmlns:wpc="http://schemas.microsoft.com/office/word/2010/wordprocessingCanvas" xmlns:mc="http://schemas.openxmlformats.org/markup-compatibility/2006" xmlns:o="urn:schemas-microsoft-com:office:office" xmlns:r="http://schemas.openxmlformats.org/officeDocument/2006/relationships" xmlns:m="http://schemas.openxmlformats.org/officeDocument/2006/math" xmlns:v="urn:schemas-microsoft-com:vml" xmlns:wp14="http://schemas.microsoft.com/office/word/2010/wordprocessingDrawing" xmlns:wp="http://schemas.openxmlformats.org/drawingml/2006/wordprocessingDrawing" xmlns:w10="urn:schemas-microsoft-com:office:word" xmlns:w="http://schemas.openxmlformats.org/wordprocessingml/2006/main" xmlns:w14="http://schemas.microsoft.com/office/word/2010/wordml" xmlns:w15="http://schemas.microsoft.com/office/word/2012/wordml" xmlns:wpg="http://schemas.microsoft.com/office/word/2010/wordprocessingGroup" xmlns:wpi="http://schemas.microsoft.com/office/word/2010/wordprocessingInk" xmlns:wne="http://schemas.microsoft.com/office/word/2006/wordml" xmlns:wps="http://schemas.microsoft.com/office/word/2010/wordprocessingShape" mc:Ignorable="w14 w15 wp14">
-  <w:abstractNum w:abstractNumId="0">
+<w:numbering xmlns:wpc="http://schemas.microsoft.com/office/word/2010/wordprocessingCanvas" xmlns:cx="http://schemas.microsoft.com/office/drawing/2014/chartex" xmlns:cx1="http://schemas.microsoft.com/office/drawing/2015/9/8/chartex" xmlns:cx2="http://schemas.microsoft.com/office/drawing/2015/10/21/chartex" xmlns:cx3="http://schemas.microsoft.com/office/drawing/2016/5/9/chartex" xmlns:cx4="http://schemas.microsoft.com/office/drawing/2016/5/10/chartex" xmlns:cx5="http://schemas.microsoft.com/office/drawing/2016/5/11/chartex" xmlns:cx6="http://schemas.microsoft.com/office/drawing/2016/5/12/chartex" xmlns:cx7="http://schemas.microsoft.com/office/drawing/2016/5/13/chartex" xmlns:cx8="http://schemas.microsoft.com/office/drawing/2016/5/14/chartex" xmlns:mc="http://schemas.openxmlformats.org/markup-compatibility/2006" xmlns:aink="http://schemas.microsoft.com/office/drawing/2016/ink" xmlns:am3d="http://schemas.microsoft.com/office/drawing/2017/model3d" xmlns:o="urn:schemas-microsoft-com:office:office" xmlns:oel="http://schemas.microsoft.com/office/2019/extlst" xmlns:r="http://schemas.openxmlformats.org/officeDocument/2006/relationships" xmlns:m="http://schemas.openxmlformats.org/officeDocument/2006/math" xmlns:v="urn:schemas-microsoft-com:vml" xmlns:wp14="http://schemas.microsoft.com/office/word/2010/wordprocessingDrawing" xmlns:wp="http://schemas.openxmlformats.org/drawingml/2006/wordprocessingDrawing" xmlns:w10="urn:schemas-microsoft-com:office:word" xmlns:w="http://schemas.openxmlformats.org/wordprocessingml/2006/main" xmlns:w14="http://schemas.microsoft.com/office/word/2010/wordml" xmlns:w15="http://schemas.microsoft.com/office/word/2012/wordml" xmlns:w16cex="http://schemas.microsoft.com/office/word/2018/wordml/cex" xmlns:w16cid="http://schemas.microsoft.com/office/word/2016/wordml/cid" xmlns:w16="http://schemas.microsoft.com/office/word/2018/wordml" xmlns:w16sdtdh="http://schemas.microsoft.com/office/word/2020/wordml/sdtdatahash" xmlns:w16se="http://schemas.microsoft.com/office/word/2015/wordml/symex" xmlns:wpg="http://schemas.microsoft.com/office/word/2010/wordprocessingGroup" xmlns:wpi="http://schemas.microsoft.com/office/word/2010/wordprocessingInk" xmlns:wne="http://schemas.microsoft.com/office/word/2006/wordml" xmlns:wps="http://schemas.microsoft.com/office/word/2010/wordprocessingShape" mc:Ignorable="w14 w15 w16se w16cid w16 w16cex w16sdtdh wp14">
+  <w:abstractNum w:abstractNumId="0" w15:restartNumberingAfterBreak="0">
     <w:nsid w:val="FFFFFF89"/>
     <w:multiLevelType w:val="singleLevel"/>
     <w:tmpl w:val="181C4142"/>
@@ -446,7 +474,7 @@
       </w:rPr>
     </w:lvl>
   </w:abstractNum>
-  <w:abstractNum w:abstractNumId="1">
+  <w:abstractNum w:abstractNumId="1" w15:restartNumberingAfterBreak="0">
     <w:nsid w:val="43FD04C0"/>
     <w:multiLevelType w:val="multilevel"/>
     <w:tmpl w:val="AE209152"/>
@@ -559,17 +587,17 @@
       </w:rPr>
     </w:lvl>
   </w:abstractNum>
-  <w:num w:numId="1">
+  <w:num w:numId="1" w16cid:durableId="674695537">
     <w:abstractNumId w:val="0"/>
   </w:num>
-  <w:num w:numId="2">
+  <w:num w:numId="2" w16cid:durableId="642546042">
     <w:abstractNumId w:val="1"/>
   </w:num>
 </w:numbering>
 </file>
 
 <file path=word/styles.xml><?xml version="1.0" encoding="utf-8"?>
-<w:styles xmlns:mc="http://schemas.openxmlformats.org/markup-compatibility/2006" xmlns:r="http://schemas.openxmlformats.org/officeDocument/2006/relationships" xmlns:w="http://schemas.openxmlformats.org/wordprocessingml/2006/main" xmlns:w14="http://schemas.microsoft.com/office/word/2010/wordml" xmlns:w15="http://schemas.microsoft.com/office/word/2012/wordml" mc:Ignorable="w14 w15">
+<w:styles xmlns:mc="http://schemas.openxmlformats.org/markup-compatibility/2006" xmlns:r="http://schemas.openxmlformats.org/officeDocument/2006/relationships" xmlns:w="http://schemas.openxmlformats.org/wordprocessingml/2006/main" xmlns:w14="http://schemas.microsoft.com/office/word/2010/wordml" xmlns:w15="http://schemas.microsoft.com/office/word/2012/wordml" xmlns:w16cex="http://schemas.microsoft.com/office/word/2018/wordml/cex" xmlns:w16cid="http://schemas.microsoft.com/office/word/2016/wordml/cid" xmlns:w16="http://schemas.microsoft.com/office/word/2018/wordml" xmlns:w16sdtdh="http://schemas.microsoft.com/office/word/2020/wordml/sdtdatahash" xmlns:w16se="http://schemas.microsoft.com/office/word/2015/wordml/symex" mc:Ignorable="w14 w15 w16se w16cid w16 w16cex w16sdtdh">
   <w:docDefaults>
     <w:rPrDefault>
       <w:rPr>
@@ -579,7 +607,7 @@
     </w:rPrDefault>
     <w:pPrDefault/>
   </w:docDefaults>
-  <w:latentStyles w:defLockedState="0" w:defUIPriority="0" w:defSemiHidden="0" w:defUnhideWhenUsed="0" w:defQFormat="0" w:count="371">
+  <w:latentStyles w:defLockedState="0" w:defUIPriority="0" w:defSemiHidden="0" w:defUnhideWhenUsed="0" w:defQFormat="0" w:count="376">
     <w:lsdException w:name="Normal" w:qFormat="1"/>
     <w:lsdException w:name="heading 1" w:qFormat="1"/>
     <w:lsdException w:name="heading 2" w:semiHidden="1" w:unhideWhenUsed="1" w:qFormat="1"/>
@@ -597,8 +625,12 @@
     <w:lsdException w:name="FollowedHyperlink" w:uiPriority="99"/>
     <w:lsdException w:name="Strong" w:qFormat="1"/>
     <w:lsdException w:name="Emphasis" w:qFormat="1"/>
-    <w:lsdException w:name="Normal Table" w:semiHidden="1" w:unhideWhenUsed="1"/>
-    <w:lsdException w:name="No List" w:uiPriority="99"/>
+    <w:lsdException w:name="HTML Keyboard" w:semiHidden="1" w:unhideWhenUsed="1"/>
+    <w:lsdException w:name="annotation subject" w:semiHidden="1" w:unhideWhenUsed="1"/>
+    <w:lsdException w:name="No List" w:semiHidden="1" w:uiPriority="99" w:unhideWhenUsed="1"/>
+    <w:lsdException w:name="Outline List 1" w:semiHidden="1" w:unhideWhenUsed="1"/>
+    <w:lsdException w:name="Outline List 2" w:semiHidden="1" w:unhideWhenUsed="1"/>
+    <w:lsdException w:name="Outline List 3" w:semiHidden="1" w:unhideWhenUsed="1"/>
     <w:lsdException w:name="Table Simple 1" w:semiHidden="1" w:unhideWhenUsed="1"/>
     <w:lsdException w:name="Table Simple 2" w:semiHidden="1" w:unhideWhenUsed="1"/>
     <w:lsdException w:name="Table Simple 3" w:semiHidden="1" w:unhideWhenUsed="1"/>
@@ -636,11 +668,9 @@
     <w:lsdException w:name="Table Contemporary" w:semiHidden="1" w:unhideWhenUsed="1"/>
     <w:lsdException w:name="Table Elegant" w:semiHidden="1" w:unhideWhenUsed="1"/>
     <w:lsdException w:name="Table Professional" w:semiHidden="1" w:unhideWhenUsed="1"/>
-    <w:lsdException w:name="Table Subtle 1" w:semiHidden="1" w:unhideWhenUsed="1"/>
     <w:lsdException w:name="Table Subtle 2" w:semiHidden="1" w:unhideWhenUsed="1"/>
     <w:lsdException w:name="Table Web 1" w:semiHidden="1" w:unhideWhenUsed="1"/>
-    <w:lsdException w:name="Table Web 2" w:semiHidden="1" w:unhideWhenUsed="1"/>
-    <w:lsdException w:name="Table Web 3" w:semiHidden="1" w:unhideWhenUsed="1"/>
+    <w:lsdException w:name="Balloon Text" w:semiHidden="1" w:unhideWhenUsed="1"/>
     <w:lsdException w:name="Table Theme" w:semiHidden="1" w:unhideWhenUsed="1"/>
     <w:lsdException w:name="Placeholder Text" w:semiHidden="1" w:uiPriority="99"/>
     <w:lsdException w:name="No Spacing" w:uiPriority="1" w:qFormat="1"/>
@@ -857,6 +887,11 @@
     <w:lsdException w:name="List Table 5 Dark Accent 6" w:uiPriority="50"/>
     <w:lsdException w:name="List Table 6 Colorful Accent 6" w:uiPriority="51"/>
     <w:lsdException w:name="List Table 7 Colorful Accent 6" w:uiPriority="52"/>
+    <w:lsdException w:name="Mention" w:semiHidden="1" w:uiPriority="99" w:unhideWhenUsed="1"/>
+    <w:lsdException w:name="Smart Hyperlink" w:semiHidden="1" w:uiPriority="99" w:unhideWhenUsed="1"/>
+    <w:lsdException w:name="Hashtag" w:semiHidden="1" w:uiPriority="99" w:unhideWhenUsed="1"/>
+    <w:lsdException w:name="Unresolved Mention" w:semiHidden="1" w:uiPriority="99" w:unhideWhenUsed="1"/>
+    <w:lsdException w:name="Smart Link" w:semiHidden="1" w:uiPriority="99" w:unhideWhenUsed="1"/>
   </w:latentStyles>
   <w:style w:type="paragraph" w:default="1" w:styleId="Normal">
     <w:name w:val="Normal"/>
@@ -903,7 +938,6 @@
     <w:basedOn w:val="Tablanormal"/>
     <w:rsid w:val="0067298A"/>
     <w:tblPr>
-      <w:tblInd w:w="0" w:type="dxa"/>
       <w:tblBorders>
         <w:top w:val="single" w:sz="4" w:space="0" w:color="auto"/>
         <w:left w:val="single" w:sz="4" w:space="0" w:color="auto"/>
@@ -912,12 +946,6 @@
         <w:insideH w:val="single" w:sz="4" w:space="0" w:color="auto"/>
         <w:insideV w:val="single" w:sz="4" w:space="0" w:color="auto"/>
       </w:tblBorders>
-      <w:tblCellMar>
-        <w:top w:w="0" w:type="dxa"/>
-        <w:left w:w="108" w:type="dxa"/>
-        <w:bottom w:w="0" w:type="dxa"/>
-        <w:right w:w="108" w:type="dxa"/>
-      </w:tblCellMar>
     </w:tblPr>
   </w:style>
   <w:style w:type="paragraph" w:styleId="Textodeglobo">
